--- a/Insight_Platform_Setup_Guide.docx
+++ b/Insight_Platform_Setup_Guide.docx
@@ -282,7 +282,7 @@
               <w:rPr>
                 <w:sz w:val="20"/>
               </w:rPr>
-              <w:t>Describe a report; publish it as a full Superset dashboard automatically</w:t>
+              <w:t>Describe a report in plain English, preview the tiles it will contain (click any tile to see and edit its SQL), then publish the whole dashboard to Superset.</w:t>
             </w:r>
           </w:p>
         </w:tc>
@@ -1393,6 +1393,141 @@
           </w:p>
         </w:tc>
       </w:tr>
+      <w:tr>
+        <w:tc>
+          <w:tcPr>
+            <w:tcW w:type="dxa" w:w="3024"/>
+            <w:shd w:val="clear" w:color="auto" w:fill="FFFFFF"/>
+          </w:tcPr>
+          <w:p>
+            <w:r>
+              <w:rPr>
+                <w:rFonts w:ascii="Courier New" w:hAnsi="Courier New"/>
+                <w:sz w:val="20"/>
+              </w:rPr>
+              <w:t>DP_COOKIE_SECURE</w:t>
+            </w:r>
+          </w:p>
+        </w:tc>
+        <w:tc>
+          <w:tcPr>
+            <w:tcW w:type="dxa" w:w="1440"/>
+            <w:shd w:val="clear" w:color="auto" w:fill="FFFFFF"/>
+          </w:tcPr>
+          <w:p>
+            <w:r>
+              <w:rPr>
+                <w:sz w:val="20"/>
+              </w:rPr>
+              <w:t>No</w:t>
+            </w:r>
+          </w:p>
+        </w:tc>
+        <w:tc>
+          <w:tcPr>
+            <w:tcW w:type="dxa" w:w="5040"/>
+            <w:shd w:val="clear" w:color="auto" w:fill="FFFFFF"/>
+          </w:tcPr>
+          <w:p>
+            <w:r>
+              <w:rPr>
+                <w:sz w:val="20"/>
+              </w:rPr>
+              <w:t>Set to 1 when serving over HTTPS. Leave at 0 for plain http://localhost, or the browser discards the sign-in cookie and login silently fails.</w:t>
+            </w:r>
+          </w:p>
+        </w:tc>
+      </w:tr>
+      <w:tr>
+        <w:tc>
+          <w:tcPr>
+            <w:tcW w:type="dxa" w:w="3024"/>
+            <w:shd w:val="clear" w:color="auto" w:fill="FFFFFF"/>
+          </w:tcPr>
+          <w:p>
+            <w:r>
+              <w:rPr>
+                <w:rFonts w:ascii="Courier New" w:hAnsi="Courier New"/>
+                <w:sz w:val="20"/>
+              </w:rPr>
+              <w:t>DP_SESSION_TTL_DAYS</w:t>
+            </w:r>
+          </w:p>
+        </w:tc>
+        <w:tc>
+          <w:tcPr>
+            <w:tcW w:type="dxa" w:w="1440"/>
+            <w:shd w:val="clear" w:color="auto" w:fill="FFFFFF"/>
+          </w:tcPr>
+          <w:p>
+            <w:r>
+              <w:rPr>
+                <w:sz w:val="20"/>
+              </w:rPr>
+              <w:t>No</w:t>
+            </w:r>
+          </w:p>
+        </w:tc>
+        <w:tc>
+          <w:tcPr>
+            <w:tcW w:type="dxa" w:w="5040"/>
+            <w:shd w:val="clear" w:color="auto" w:fill="FFFFFF"/>
+          </w:tcPr>
+          <w:p>
+            <w:r>
+              <w:rPr>
+                <w:sz w:val="20"/>
+              </w:rPr>
+              <w:t>How long a sign-in lasts before it expires. Default 30.</w:t>
+            </w:r>
+          </w:p>
+        </w:tc>
+      </w:tr>
+      <w:tr>
+        <w:tc>
+          <w:tcPr>
+            <w:tcW w:type="dxa" w:w="3024"/>
+            <w:shd w:val="clear" w:color="auto" w:fill="FFFFFF"/>
+          </w:tcPr>
+          <w:p>
+            <w:r>
+              <w:rPr>
+                <w:rFonts w:ascii="Courier New" w:hAnsi="Courier New"/>
+                <w:sz w:val="20"/>
+              </w:rPr>
+              <w:t>DP_MIN_PASSWORD_LENGTH</w:t>
+            </w:r>
+          </w:p>
+        </w:tc>
+        <w:tc>
+          <w:tcPr>
+            <w:tcW w:type="dxa" w:w="1440"/>
+            <w:shd w:val="clear" w:color="auto" w:fill="FFFFFF"/>
+          </w:tcPr>
+          <w:p>
+            <w:r>
+              <w:rPr>
+                <w:sz w:val="20"/>
+              </w:rPr>
+              <w:t>No</w:t>
+            </w:r>
+          </w:p>
+        </w:tc>
+        <w:tc>
+          <w:tcPr>
+            <w:tcW w:type="dxa" w:w="5040"/>
+            <w:shd w:val="clear" w:color="auto" w:fill="FFFFFF"/>
+          </w:tcPr>
+          <w:p>
+            <w:r>
+              <w:rPr>
+                <w:sz w:val="20"/>
+              </w:rPr>
+              <w:t>Minimum password length accepted at signup. Default 8.</w:t>
+            </w:r>
+          </w:p>
+        </w:tc>
+      </w:tr>
     </w:tbl>
     <w:p>
       <w:pPr>
@@ -1738,6 +1873,16 @@
       </w:pPr>
     </w:p>
     <w:p>
+      <w:pPr/>
+      <w:r>
+        <w:rPr>
+          <w:b w:val="0"/>
+          <w:sz w:val="21"/>
+        </w:rPr>
+        <w:t>The first screen asks you to sign in. Click Create an account and choose a username and password. Whoever creates the first account takes ownership of any data that was already ingested before sign-in existed — so if you are upgrading an existing install, create your own account first.</w:t>
+      </w:r>
+    </w:p>
+    <w:p>
       <w:pPr>
         <w:spacing w:before="200" w:after="80"/>
       </w:pPr>
@@ -1748,6 +1893,18 @@
           <w:sz w:val="26"/>
         </w:rPr>
         <w:t>First steps</w:t>
+      </w:r>
+    </w:p>
+    <w:p>
+      <w:pPr>
+        <w:pStyle w:val="ListBullet"/>
+      </w:pPr>
+      <w:r>
+        <w:rPr>
+          <w:b w:val="0"/>
+          <w:sz w:val="21"/>
+        </w:rPr>
+        <w:t>Create your account on the sign-in screen — this becomes your private workspace.</w:t>
       </w:r>
     </w:p>
     <w:p>
@@ -1805,6 +1962,18 @@
     <w:p>
       <w:pPr>
         <w:pStyle w:val="ListBullet"/>
+      </w:pPr>
+      <w:r>
+        <w:rPr>
+          <w:b w:val="0"/>
+          <w:sz w:val="21"/>
+        </w:rPr>
+        <w:t>Each of Ask, Explore and Dashboard keeps an Activity panel on the right. Click any entry to run it again exactly as you ran it before.</w:t>
+      </w:r>
+    </w:p>
+    <w:p>
+      <w:pPr>
+        <w:pStyle w:val="ListBullet"/>
         <w:spacing w:after="60" w:before="20"/>
         <w:ind w:left="432"/>
       </w:pPr>
@@ -1813,6 +1982,110 @@
           <w:sz w:val="21"/>
         </w:rPr>
         <w:t>Go to Analyze to profile a dataset and get ML recommendations.</w:t>
+      </w:r>
+    </w:p>
+    <w:p>
+      <w:pPr/>
+      <w:r>
+        <w:rPr>
+          <w:b/>
+          <w:color w:val="1E283B"/>
+          <w:sz w:val="36"/>
+        </w:rPr>
+        <w:t>6. Accounts and Workspaces</w:t>
+      </w:r>
+    </w:p>
+    <w:p>
+      <w:pPr/>
+      <w:r>
+        <w:rPr>
+          <w:b w:val="0"/>
+          <w:sz w:val="21"/>
+        </w:rPr>
+        <w:t>Every user signs in, and each one gets a private workspace: their own data sources, datasets, warehouse tables and activity history. Nobody can see or query anyone else's data.</w:t>
+      </w:r>
+    </w:p>
+    <w:p>
+      <w:pPr/>
+      <w:r>
+        <w:rPr>
+          <w:b/>
+          <w:color w:val="1E283B"/>
+          <w:sz w:val="26"/>
+        </w:rPr>
+        <w:t>How workspaces are separated</w:t>
+      </w:r>
+    </w:p>
+    <w:p>
+      <w:pPr/>
+      <w:r>
+        <w:rPr>
+          <w:b w:val="0"/>
+          <w:sz w:val="21"/>
+        </w:rPr>
+        <w:t>On DuckDB each account gets its own warehouse file under ~/.insight-platform/users/&lt;id&gt;/. On PostgreSQL or SQL Server each account gets its own schema (u&lt;id&gt;), so table names stay unqualified — you still write SELECT * FROM orders, and it resolves to your own copy.</w:t>
+      </w:r>
+    </w:p>
+    <w:p>
+      <w:pPr/>
+      <w:r>
+        <w:rPr>
+          <w:b w:val="0"/>
+          <w:sz w:val="21"/>
+        </w:rPr>
+        <w:t>Accounts, sessions and activity history are stored in ~/.insight-platform/app.db (SQLite). Sources and datasets stay in a catalog.json inside each workspace.</w:t>
+      </w:r>
+    </w:p>
+    <w:p>
+      <w:pPr/>
+      <w:r>
+        <w:rPr>
+          <w:b/>
+          <w:color w:val="1E283B"/>
+          <w:sz w:val="26"/>
+        </w:rPr>
+        <w:t>Upgrading an existing install</w:t>
+      </w:r>
+    </w:p>
+    <w:p>
+      <w:pPr/>
+      <w:r>
+        <w:rPr>
+          <w:b w:val="0"/>
+          <w:sz w:val="21"/>
+        </w:rPr>
+        <w:t>The first account created adopts the workspace that existed before sign-in was added, along with its activity history, so nothing appears to be lost. Accounts created afterwards start empty. A copy of the pre-upgrade catalog is written to catalog.json.pre-auth.bak the first time the app starts.</w:t>
+      </w:r>
+    </w:p>
+    <w:p>
+      <w:pPr/>
+      <w:r>
+        <w:rPr>
+          <w:b/>
+          <w:color w:val="1E283B"/>
+          <w:sz w:val="26"/>
+        </w:rPr>
+        <w:t>Before putting this on a network</w:t>
+      </w:r>
+    </w:p>
+    <w:p>
+      <w:pPr/>
+      <w:r>
+        <w:rPr>
+          <w:b w:val="0"/>
+          <w:sz w:val="21"/>
+        </w:rPr>
+        <w:t>Signup is open: anyone who can reach the port can create an account. Do not expose the app to an untrusted network without putting authentication or a firewall in front of it. If you serve over HTTPS, set DP_COOKIE_SECURE=1.</w:t>
+      </w:r>
+    </w:p>
+    <w:p>
+      <w:pPr/>
+      <w:r>
+        <w:rPr>
+          <w:b w:val="0"/>
+          <w:sz w:val="21"/>
+        </w:rPr>
+        <w:t>Run a single server process. The catalog is read once at startup and rewritten whole, so running uvicorn --workers 2 (or two servers sharing one DP_HOME) lets them overwrite each other's catalog changes. Accounts and activity are in SQLite and are safe either way.</w:t>
       </w:r>
     </w:p>
     <w:p>
@@ -1825,7 +2098,7 @@
           <w:color w:val="1E293B"/>
           <w:sz w:val="36"/>
         </w:rPr>
-        <w:t>6. Superset Dashboard Setup (Optional)</w:t>
+        <w:t>7. Superset Dashboard Setup (Optional)</w:t>
       </w:r>
     </w:p>
     <w:p>
@@ -2137,7 +2410,7 @@
           <w:color w:val="1E293B"/>
           <w:sz w:val="36"/>
         </w:rPr>
-        <w:t>7. Troubleshooting</w:t>
+        <w:t>8. Troubleshooting</w:t>
       </w:r>
     </w:p>
     <w:tbl>
@@ -2397,6 +2670,130 @@
                 <w:sz w:val="20"/>
               </w:rPr>
               <w:t>The ODBC driver is not installed on your OS — see Section 3 Step 3</w:t>
+            </w:r>
+          </w:p>
+        </w:tc>
+      </w:tr>
+      <w:tr>
+        <w:tc>
+          <w:tcPr>
+            <w:tcW w:type="dxa" w:w="3600"/>
+            <w:shd w:val="clear" w:color="auto" w:fill="F8FAFC"/>
+          </w:tcPr>
+          <w:p>
+            <w:r>
+              <w:rPr>
+                <w:rFonts w:ascii="Courier New" w:hAnsi="Courier New"/>
+                <w:sz w:val="20"/>
+              </w:rPr>
+              <w:t>Login screen appears but signing in does nothing</w:t>
+            </w:r>
+          </w:p>
+        </w:tc>
+        <w:tc>
+          <w:tcPr>
+            <w:tcW w:type="dxa" w:w="5904"/>
+            <w:shd w:val="clear" w:color="auto" w:fill="F8FAFC"/>
+          </w:tcPr>
+          <w:p>
+            <w:r>
+              <w:rPr>
+                <w:sz w:val="20"/>
+              </w:rPr>
+              <w:t>You are serving over HTTPS with DP_COOKIE_SECURE unset, or over plain http with DP_COOKIE_SECURE=1. The cookie is dropped either way. Match the setting to how you serve.</w:t>
+            </w:r>
+          </w:p>
+        </w:tc>
+      </w:tr>
+      <w:tr>
+        <w:tc>
+          <w:tcPr>
+            <w:tcW w:type="dxa" w:w="3600"/>
+            <w:shd w:val="clear" w:color="auto" w:fill="F8FAFC"/>
+          </w:tcPr>
+          <w:p>
+            <w:r>
+              <w:rPr>
+                <w:rFonts w:ascii="Courier New" w:hAnsi="Courier New"/>
+                <w:sz w:val="20"/>
+              </w:rPr>
+              <w:t>Forgot your password</w:t>
+            </w:r>
+          </w:p>
+        </w:tc>
+        <w:tc>
+          <w:tcPr>
+            <w:tcW w:type="dxa" w:w="5904"/>
+            <w:shd w:val="clear" w:color="auto" w:fill="F8FAFC"/>
+          </w:tcPr>
+          <w:p>
+            <w:r>
+              <w:rPr>
+                <w:sz w:val="20"/>
+              </w:rPr>
+              <w:t>There is no reset flow. Stop the server, delete the user row from ~/.insight-platform/app.db (table "users"), and sign up again. Deleting the row also deletes that user’s activity history, not their ingested data.</w:t>
+            </w:r>
+          </w:p>
+        </w:tc>
+      </w:tr>
+      <w:tr>
+        <w:tc>
+          <w:tcPr>
+            <w:tcW w:type="dxa" w:w="3600"/>
+            <w:shd w:val="clear" w:color="auto" w:fill="F8FAFC"/>
+          </w:tcPr>
+          <w:p>
+            <w:r>
+              <w:rPr>
+                <w:rFonts w:ascii="Courier New" w:hAnsi="Courier New"/>
+                <w:sz w:val="20"/>
+              </w:rPr>
+              <w:t>Your data disappeared after upgrading</w:t>
+            </w:r>
+          </w:p>
+        </w:tc>
+        <w:tc>
+          <w:tcPr>
+            <w:tcW w:type="dxa" w:w="5904"/>
+            <w:shd w:val="clear" w:color="auto" w:fill="F8FAFC"/>
+          </w:tcPr>
+          <w:p>
+            <w:r>
+              <w:rPr>
+                <w:sz w:val="20"/>
+              </w:rPr>
+              <w:t>Only the first account created adopts the pre-existing workspace. If you signed up a second account first, sign out and sign in as the first one. A copy of the old catalog is kept at ~/.insight-platform/catalog.json.pre-auth.bak.</w:t>
+            </w:r>
+          </w:p>
+        </w:tc>
+      </w:tr>
+      <w:tr>
+        <w:tc>
+          <w:tcPr>
+            <w:tcW w:type="dxa" w:w="3600"/>
+            <w:shd w:val="clear" w:color="auto" w:fill="F8FAFC"/>
+          </w:tcPr>
+          <w:p>
+            <w:r>
+              <w:rPr>
+                <w:rFonts w:ascii="Courier New" w:hAnsi="Courier New"/>
+                <w:sz w:val="20"/>
+              </w:rPr>
+              <w:t>"database is locked" or lost catalog changes</w:t>
+            </w:r>
+          </w:p>
+        </w:tc>
+        <w:tc>
+          <w:tcPr>
+            <w:tcW w:type="dxa" w:w="5904"/>
+            <w:shd w:val="clear" w:color="auto" w:fill="F8FAFC"/>
+          </w:tcPr>
+          <w:p>
+            <w:r>
+              <w:rPr>
+                <w:sz w:val="20"/>
+              </w:rPr>
+              <w:t>Run a single server process — not uvicorn --workers 2 — and avoid running CLI commands against a live server. Keep DP_HOME on a local disk, not a network share.</w:t>
             </w:r>
           </w:p>
         </w:tc>

--- a/Insight_Platform_Setup_Guide.docx
+++ b/Insight_Platform_Setup_Guide.docx
@@ -175,7 +175,7 @@
                 <w:rFonts w:ascii="Courier New" w:hAnsi="Courier New"/>
                 <w:sz w:val="20"/>
               </w:rPr>
-              <w:t>Data</w:t>
+              <w:t>Data Quality</w:t>
             </w:r>
           </w:p>
         </w:tc>
@@ -189,7 +189,7 @@
               <w:rPr>
                 <w:sz w:val="20"/>
               </w:rPr>
-              <w:t>Browse tables, view row samples and column statistics</w:t>
+              <w:t>Check a table before you trust it: per-column completeness, distinct counts and value ranges, alongside semantic types and a live sample.</w:t>
             </w:r>
           </w:p>
         </w:tc>
@@ -1930,7 +1930,7 @@
         <w:rPr>
           <w:sz w:val="21"/>
         </w:rPr>
-        <w:t>Switch to the Data tab to browse the tables in that source.</w:t>
+        <w:t>Switch to the Data Quality tab to browse the tables in that source.</w:t>
       </w:r>
     </w:p>
     <w:p>

--- a/Insight_Platform_Setup_Guide.docx
+++ b/Insight_Platform_Setup_Guide.docx
@@ -237,7 +237,7 @@
                 <w:rFonts w:ascii="Courier New" w:hAnsi="Courier New"/>
                 <w:sz w:val="20"/>
               </w:rPr>
-              <w:t>Explore</w:t>
+              <w:t>Quick Insight</w:t>
             </w:r>
           </w:p>
         </w:tc>
@@ -251,7 +251,7 @@
               <w:rPr>
                 <w:sz w:val="20"/>
               </w:rPr>
-              <w:t>Type a question — get validated SQL + a formatted result table</w:t>
+              <w:t>Ask one question in plain English and get a chart plus its rows right here, with the validated spec and compiled SQL shown alongside.</w:t>
             </w:r>
           </w:p>
         </w:tc>
@@ -268,7 +268,7 @@
                 <w:rFonts w:ascii="Courier New" w:hAnsi="Courier New"/>
                 <w:sz w:val="20"/>
               </w:rPr>
-              <w:t>Dashboard</w:t>
+              <w:t>Create Dashboard</w:t>
             </w:r>
           </w:p>
         </w:tc>
@@ -299,7 +299,7 @@
                 <w:rFonts w:ascii="Courier New" w:hAnsi="Courier New"/>
                 <w:sz w:val="20"/>
               </w:rPr>
-              <w:t>Analyze</w:t>
+              <w:t>ML Readiness</w:t>
             </w:r>
           </w:p>
         </w:tc>
@@ -313,7 +313,7 @@
               <w:rPr>
                 <w:sz w:val="20"/>
               </w:rPr>
-              <w:t>Profile your data and get ML algorithm recommendations with reasoning</w:t>
+              <w:t>Can this table support a prediction? Statistical profiling and pattern detection, then ranked ML algorithms with the reasoning behind each.</w:t>
             </w:r>
           </w:p>
         </w:tc>
@@ -1956,7 +1956,7 @@
         <w:rPr>
           <w:sz w:val="21"/>
         </w:rPr>
-        <w:t>Go to Explore for the same question with full SQL and a result table.</w:t>
+        <w:t>Go to Quick Insight for the same question with full SQL and a result table.</w:t>
       </w:r>
     </w:p>
     <w:p>
@@ -1968,7 +1968,7 @@
           <w:b w:val="0"/>
           <w:sz w:val="21"/>
         </w:rPr>
-        <w:t>Each of Ask, Explore and Dashboard keeps an Activity panel on the right. Click any entry to run it again exactly as you ran it before.</w:t>
+        <w:t>Each of Ask, Quick Insight and Create Dashboard keeps an Activity panel on the right. Click any entry to run it again exactly as you ran it before.</w:t>
       </w:r>
     </w:p>
     <w:p>
@@ -1981,7 +1981,7 @@
         <w:rPr>
           <w:sz w:val="21"/>
         </w:rPr>
-        <w:t>Go to Analyze to profile a dataset and get ML recommendations.</w:t>
+        <w:t>Go to ML Readiness to profile a dataset and get ML recommendations.</w:t>
       </w:r>
     </w:p>
     <w:p>
@@ -2110,7 +2110,7 @@
           <w:b w:val="0"/>
           <w:sz w:val="21"/>
         </w:rPr>
-        <w:t>This step is only required if you want to use the Dashboard tab to publish automatically generated Superset reports. Skip it if you only need querying and analysis.</w:t>
+        <w:t>This step is only required if you want to use the Create Dashboard tab to publish automatically generated Superset reports. Skip it if you only need querying and analysis.</w:t>
       </w:r>
     </w:p>
     <w:p>

--- a/Insight_Platform_Setup_Guide.docx
+++ b/Insight_Platform_Setup_Guide.docx
@@ -158,7 +158,7 @@
               <w:rPr>
                 <w:sz w:val="20"/>
               </w:rPr>
-              <w:t>Register database connections (PostgreSQL, SQL Server, DuckDB, SQLite …)</w:t>
+              <w:t>Two things: register data sources (PostgreSQL, SQL Server, DuckDB, Excel, CSV, Parquet), and add your own Anthropic API key.</w:t>
             </w:r>
           </w:p>
         </w:tc>
@@ -1059,7 +1059,7 @@
               <w:rPr>
                 <w:sz w:val="20"/>
               </w:rPr>
-              <w:t>Yes</w:t>
+              <w:t>No</w:t>
             </w:r>
           </w:p>
         </w:tc>
@@ -1073,7 +1073,7 @@
               <w:rPr>
                 <w:sz w:val="20"/>
               </w:rPr>
-              <w:t>Your Anthropic API key (get from console.anthropic.com)</w:t>
+              <w:t>Optional fallback key. Each user can add their own in Configure &gt; AI Key instead; without either, the plain-English tabs use the built-in parser.</w:t>
             </w:r>
           </w:p>
         </w:tc>
@@ -1917,7 +1917,18 @@
         <w:rPr>
           <w:sz w:val="21"/>
         </w:rPr>
-        <w:t>Go to the Configure tab and add your first data source — give it a name and paste your connection string.</w:t>
+        <w:t>In Configure, click Register a data source and add your first one — give it a name and paste your connection string.</w:t>
+      </w:r>
+    </w:p>
+    <w:p>
+      <w:pPr>
+        <w:pStyle w:val="ListBullet"/>
+      </w:pPr>
+      <w:r>
+        <w:rPr>
+          <w:sz w:val="21"/>
+        </w:rPr>
+        <w:t>Still in Configure, click AI Key and paste your Anthropic key, so the plain-English tabs use the model rather than the built-in parser.</w:t>
       </w:r>
     </w:p>
     <w:p>
@@ -1992,7 +2003,91 @@
           <w:color w:val="1E283B"/>
           <w:sz w:val="36"/>
         </w:rPr>
-        <w:t>6. Accounts and Workspaces</w:t>
+        <w:t>6. AI Key (Bring Your Own)</w:t>
+      </w:r>
+    </w:p>
+    <w:p>
+      <w:pPr/>
+      <w:r>
+        <w:rPr>
+          <w:b w:val="0"/>
+          <w:sz w:val="21"/>
+        </w:rPr>
+        <w:t>The plain-English tabs - Ask, Quick Insight, and the composer behind Create Dashboard - call Anthropic's API. Each account can hold its own key, so questions are billed to whoever asked them.</w:t>
+      </w:r>
+    </w:p>
+    <w:p>
+      <w:pPr/>
+      <w:r>
+        <w:rPr>
+          <w:b/>
+          <w:color w:val="1E283B"/>
+          <w:sz w:val="26"/>
+        </w:rPr>
+        <w:t>Adding your key</w:t>
+      </w:r>
+    </w:p>
+    <w:p>
+      <w:pPr/>
+      <w:r>
+        <w:rPr>
+          <w:b w:val="0"/>
+          <w:sz w:val="21"/>
+        </w:rPr>
+        <w:t>Open the Configure tab and click AI Key, paste your key from console.anthropic.com, and save. It takes effect immediately - there is no need to restart the server.</w:t>
+      </w:r>
+    </w:p>
+    <w:p>
+      <w:pPr/>
+      <w:r>
+        <w:rPr>
+          <w:b/>
+          <w:color w:val="1E283B"/>
+          <w:sz w:val="26"/>
+        </w:rPr>
+        <w:t>Which key gets used</w:t>
+      </w:r>
+    </w:p>
+    <w:p>
+      <w:pPr/>
+      <w:r>
+        <w:rPr>
+          <w:b w:val="0"/>
+          <w:sz w:val="21"/>
+        </w:rPr>
+        <w:t>Your own key first; then the server's ANTHROPIC_API_KEY if one is set; and if neither exists, a built-in parser answers instead. That parser handles straightforward questions such as “revenue by region” perfectly well - it is the nuanced ones that need the model. Agent mode always requires a key.</w:t>
+      </w:r>
+    </w:p>
+    <w:p>
+      <w:pPr/>
+      <w:r>
+        <w:rPr>
+          <w:b/>
+          <w:color w:val="1E283B"/>
+          <w:sz w:val="26"/>
+        </w:rPr>
+        <w:t>Where it is stored</w:t>
+      </w:r>
+    </w:p>
+    <w:p>
+      <w:pPr/>
+      <w:r>
+        <w:rPr>
+          <w:b w:val="0"/>
+          <w:sz w:val="21"/>
+        </w:rPr>
+        <w:t>In app.db alongside your account, in plain text. It is never sent back to the browser - only the last four characters are shown - and is cleared from the form once saved. Anyone who can read that file can read the key, exactly as with .env, so treat DP_HOME as sensitive.</w:t>
+      </w:r>
+    </w:p>
+    <w:p>
+      <w:pPr/>
+      <w:r>
+        <w:rPr>
+          <w:b/>
+          <w:color w:val="1E283B"/>
+          <w:sz w:val="36"/>
+        </w:rPr>
+        <w:t>7. Accounts and Workspaces</w:t>
       </w:r>
     </w:p>
     <w:p>
@@ -2098,7 +2193,7 @@
           <w:color w:val="1E293B"/>
           <w:sz w:val="36"/>
         </w:rPr>
-        <w:t>7. Superset Dashboard Setup (Optional)</w:t>
+        <w:t>8. Superset Dashboard Setup (Optional)</w:t>
       </w:r>
     </w:p>
     <w:p>
@@ -2410,7 +2505,7 @@
           <w:color w:val="1E293B"/>
           <w:sz w:val="36"/>
         </w:rPr>
-        <w:t>8. Troubleshooting</w:t>
+        <w:t>9. Troubleshooting</w:t>
       </w:r>
     </w:p>
     <w:tbl>
@@ -2798,6 +2893,99 @@
           </w:p>
         </w:tc>
       </w:tr>
+      <w:tr>
+        <w:tc>
+          <w:tcPr>
+            <w:tcW w:type="dxa" w:w="3600"/>
+            <w:shd w:val="clear" w:color="auto" w:fill="F8FAFC"/>
+          </w:tcPr>
+          <w:p>
+            <w:r>
+              <w:rPr>
+                <w:rFonts w:ascii="Courier New" w:hAnsi="Courier New"/>
+                <w:sz w:val="20"/>
+              </w:rPr>
+              <w:t>Answers look literal, or Agent mode is greyed out</w:t>
+            </w:r>
+          </w:p>
+        </w:tc>
+        <w:tc>
+          <w:tcPr>
+            <w:tcW w:type="dxa" w:w="5904"/>
+            <w:shd w:val="clear" w:color="auto" w:fill="F8FAFC"/>
+          </w:tcPr>
+          <w:p>
+            <w:r>
+              <w:rPr>
+                <w:sz w:val="20"/>
+              </w:rPr>
+              <w:t>No API key is in effect. Open Configure &gt; AI Key and add one; without a key the platform uses its built-in parser, which cannot handle nuanced questions and cannot run Agent mode.</w:t>
+            </w:r>
+          </w:p>
+        </w:tc>
+      </w:tr>
+      <w:tr>
+        <w:tc>
+          <w:tcPr>
+            <w:tcW w:type="dxa" w:w="3600"/>
+            <w:shd w:val="clear" w:color="auto" w:fill="F8FAFC"/>
+          </w:tcPr>
+          <w:p>
+            <w:r>
+              <w:rPr>
+                <w:rFonts w:ascii="Courier New" w:hAnsi="Courier New"/>
+                <w:sz w:val="20"/>
+              </w:rPr>
+              <w:t>"the model call failed ... API key is invalid"</w:t>
+            </w:r>
+          </w:p>
+        </w:tc>
+        <w:tc>
+          <w:tcPr>
+            <w:tcW w:type="dxa" w:w="5904"/>
+            <w:shd w:val="clear" w:color="auto" w:fill="F8FAFC"/>
+          </w:tcPr>
+          <w:p>
+            <w:r>
+              <w:rPr>
+                <w:sz w:val="20"/>
+              </w:rPr>
+              <w:t>The key was rejected, and further calls with it are skipped until it is replaced. Paste a corrected key in Configure &gt; AI Key - it takes effect immediately, no restart needed.</w:t>
+            </w:r>
+          </w:p>
+        </w:tc>
+      </w:tr>
+      <w:tr>
+        <w:tc>
+          <w:tcPr>
+            <w:tcW w:type="dxa" w:w="3600"/>
+            <w:shd w:val="clear" w:color="auto" w:fill="F8FAFC"/>
+          </w:tcPr>
+          <w:p>
+            <w:r>
+              <w:rPr>
+                <w:rFonts w:ascii="Courier New" w:hAnsi="Courier New"/>
+                <w:sz w:val="20"/>
+              </w:rPr>
+              <w:t>Publishing says the dashboard already exists</w:t>
+            </w:r>
+          </w:p>
+        </w:tc>
+        <w:tc>
+          <w:tcPr>
+            <w:tcW w:type="dxa" w:w="5904"/>
+            <w:shd w:val="clear" w:color="auto" w:fill="F8FAFC"/>
+          </w:tcPr>
+          <w:p>
+            <w:r>
+              <w:rPr>
+                <w:sz w:val="20"/>
+              </w:rPr>
+              <w:t>A dashboard of that name already has its own layout. Choose Open dashboard to inspect it, Overwrite it to replace it, or publish under the suggested name. Nothing is published until you choose.</w:t>
+            </w:r>
+          </w:p>
+        </w:tc>
+      </w:tr>
     </w:tbl>
     <w:p>
       <w:pPr>
